--- a/交付_20260809_补充扫描规划专利/README.docx
+++ b/交付_20260809_补充扫描规划专利/README.docx
@@ -45,7 +45,7 @@
         <w:rPr>
           <w:rFonts w:ascii="SimSun" w:hAnsi="SimSun" w:eastAsia="SimSun"/>
         </w:rPr>
-        <w:t xml:space="preserve">：第六轮逻辑修复后定稿　　</w:t>
+        <w:t xml:space="preserve">：第七轮交付前收口后定稿　　</w:t>
       </w:r>
       <w:r>
         <w:rPr>
@@ -167,9 +167,14 @@
         <w:br/>
         <w:t xml:space="preserve">    最终交付检查表.（docx | md）</w:t>
         <w:br/>
-        <w:t xml:space="preserve">    参考_阶段1-3技术理解与发明点.（docx | md）</w:t>
         <w:br/>
-        <w:t xml:space="preserve">    参考_阶段4-5权项骨架.（docx | md）</w:t>
+        <w:t>05_历史过程稿_勿外发/  ← **不得随交付发出**，与定稿存在明确不一致</w:t>
+        <w:br/>
+        <w:t xml:space="preserve">    README_勿外发.（docx | md）</w:t>
+        <w:br/>
+        <w:t xml:space="preserve">    历史过程稿_勿外发_阶段1-3技术理解与发明点.（docx | md）</w:t>
+        <w:br/>
+        <w:t xml:space="preserve">    历史过程稿_勿外发_阶段4-5权项骨架.（docx | md）</w:t>
         <w:br/>
         <w:br/>
         <w:t>04_实验记录/          ← D 表所引结果的原始汇总</w:t>
@@ -322,7 +327,128 @@
           <w:color w:val="000000"/>
           <w:sz w:val="27"/>
         </w:rPr>
-        <w:t>第六轮逻辑修复（本版相对上一版）</w:t>
+        <w:t>第七轮收口（本版相对上一版）</w:t>
+      </w:r>
+    </w:p>
+    <w:p>
+      <w:pPr>
+        <w:spacing w:after="80"/>
+        <w:jc w:val="both"/>
+      </w:pPr>
+      <w:r>
+        <w:rPr>
+          <w:rFonts w:ascii="SimSun" w:hAnsi="SimSun" w:eastAsia="SimSun"/>
+        </w:rPr>
+        <w:t>四项实质问题，其中两项以核对代码定稿：</w:t>
+      </w:r>
+    </w:p>
+    <w:p>
+      <w:pPr>
+        <w:pStyle w:val="ListNumber"/>
+        <w:ind w:left="360"/>
+      </w:pPr>
+      <w:r>
+        <w:rPr>
+          <w:rFonts w:ascii="SimSun" w:hAnsi="SimSun" w:eastAsia="SimSun"/>
+          <w:b/>
+        </w:rPr>
+        <w:t>权 1 S7→S8 的条件分支错误</w:t>
+      </w:r>
+      <w:r>
+        <w:rPr>
+          <w:rFonts w:ascii="SimSun" w:hAnsi="SimSun" w:eastAsia="SimSun"/>
+        </w:rPr>
+        <w:t>：S7 以更新条件为前提，S8 却无条件要求并入体素——不满足条件时该体素并不存在。S8 已改为完整二分。</w:t>
+      </w:r>
+    </w:p>
+    <w:p>
+      <w:pPr>
+        <w:pStyle w:val="ListNumber"/>
+        <w:ind w:left="360"/>
+      </w:pPr>
+      <w:r>
+        <w:rPr>
+          <w:rFonts w:ascii="SimSun" w:hAnsi="SimSun" w:eastAsia="SimSun"/>
+          <w:b/>
+        </w:rPr>
+        <w:t>图 1 落后于最终逻辑</w:t>
+      </w:r>
+      <w:r>
+        <w:rPr>
+          <w:rFonts w:ascii="SimSun" w:hAnsi="SimSun" w:eastAsia="SimSun"/>
+        </w:rPr>
+        <w:t>：原图仍是 S6→S7a→S7b，与"配准不可用则 S7a 不执行"相反。已重画为「是否启用 S7b」→「是否满足更新条件」→ 是走 S7a、否两者不变。</w:t>
+      </w:r>
+    </w:p>
+    <w:p>
+      <w:pPr>
+        <w:pStyle w:val="ListNumber"/>
+        <w:ind w:left="360"/>
+      </w:pPr>
+      <w:r>
+        <w:rPr>
+          <w:rFonts w:ascii="SimSun" w:hAnsi="SimSun" w:eastAsia="SimSun"/>
+          <w:b/>
+        </w:rPr>
+        <w:t>S1 解释不足</w:t>
+      </w:r>
+      <w:r>
+        <w:rPr>
+          <w:rFonts w:ascii="SimSun" w:hAnsi="SimSun" w:eastAsia="SimSun"/>
+        </w:rPr>
+        <w:t>：缺口证据种类、点—分块关联、G_gap 与 G_task 的关系式此前均未定义，缺口阈值 τ_gap 在定稿中消失，导致 S8 的"仍存在缺口"无判据。已补齐五个子步骤，并以 S1(e) 统一 S3 目标筛选、S5 求和范围与 S8 循环条件。</w:t>
+      </w:r>
+    </w:p>
+    <w:p>
+      <w:pPr>
+        <w:pStyle w:val="ListNumber"/>
+        <w:ind w:left="360"/>
+      </w:pPr>
+      <w:r>
+        <w:rPr>
+          <w:rFonts w:ascii="SimSun" w:hAnsi="SimSun" w:eastAsia="SimSun"/>
+          <w:b/>
+        </w:rPr>
+        <w:t>S3 候选生成的几何</w:t>
+      </w:r>
+      <w:r>
+        <w:rPr>
+          <w:rFonts w:ascii="SimSun" w:hAnsi="SimSun" w:eastAsia="SimSun"/>
+        </w:rPr>
+        <w:t>（核对代码后定稿）：候选位置 = 分块形心 + 距离档 × 方向，方向为法向经方位角/俯仰角偏置旋转。</w:t>
+      </w:r>
+      <w:r>
+        <w:rPr>
+          <w:rFonts w:ascii="SimSun" w:hAnsi="SimSun" w:eastAsia="SimSun"/>
+          <w:b/>
+        </w:rPr>
+        <w:t>图 3 此前画成"沿分块整段外扩的壳"与代码不符，已按代码重画为"以形心为球心、限制在法向锥内的球面区段"。</w:t>
+      </w:r>
+    </w:p>
+    <w:p>
+      <w:pPr>
+        <w:spacing w:after="80"/>
+        <w:jc w:val="both"/>
+      </w:pPr>
+      <w:r>
+        <w:rPr>
+          <w:rFonts w:ascii="SimSun" w:hAnsi="SimSun" w:eastAsia="SimSun"/>
+        </w:rPr>
+        <w:t>另有十二项术语与图件问题一并清理，详见《最终交付检查表》第三节。</w:t>
+      </w:r>
+    </w:p>
+    <w:p>
+      <w:pPr>
+        <w:pStyle w:val="Heading2"/>
+        <w:spacing w:before="200" w:after="80"/>
+      </w:pPr>
+      <w:r>
+        <w:rPr>
+          <w:rFonts w:ascii="SimHei" w:hAnsi="SimHei" w:eastAsia="SimHei"/>
+          <w:color w:val="000000"/>
+          <w:sz w:val="27"/>
+        </w:rPr>
+        <w:t>第六轮逻辑修复</w:t>
       </w:r>
     </w:p>
     <w:p>
@@ -353,19 +479,7 @@
         <w:rPr>
           <w:rFonts w:ascii="SimSun" w:hAnsi="SimSun" w:eastAsia="SimSun"/>
         </w:rPr>
-        <w:t>：权 1 曾限定"自待执行站位中确定"，权 2 却在无可达者时改自</w:t>
-      </w:r>
-    </w:p>
-    <w:p>
-      <w:pPr>
-        <w:spacing w:after="80"/>
-        <w:jc w:val="both"/>
-      </w:pPr>
-      <w:r>
-        <w:rPr>
-          <w:rFonts w:ascii="SimSun" w:hAnsi="SimSun" w:eastAsia="SimSun"/>
-        </w:rPr>
-        <w:t xml:space="preserve">   全部候选中选取。已把 S6 上位为"以待执行站位为</w:t>
+        <w:t>：权 1 曾限定"自待执行站位中确定"，权 2 却在无可达者时改自全部候选中选取。已把 S6 上位为"以待执行站位为</w:t>
       </w:r>
       <w:r>
         <w:rPr>
@@ -378,7 +492,7 @@
         <w:rPr>
           <w:rFonts w:ascii="SimSun" w:hAnsi="SimSun" w:eastAsia="SimSun"/>
         </w:rPr>
-        <w:t>，自满足剩余预算   的候选中确定"，权 2 由此成为真正的下位限定。</w:t>
+        <w:t>，自满足剩余预算的候选中确定"，权 2 由此成为真正的下位限定。</w:t>
       </w:r>
     </w:p>
     <w:p>
@@ -397,19 +511,7 @@
         <w:rPr>
           <w:rFonts w:ascii="SimSun" w:hAnsi="SimSun" w:eastAsia="SimSun"/>
         </w:rPr>
-        <w:t>：权 1 曾无条件要求"以新增点云更新缺口证据"，权 9 却规定</w:t>
-      </w:r>
-    </w:p>
-    <w:p>
-      <w:pPr>
-        <w:spacing w:after="80"/>
-        <w:jc w:val="both"/>
-      </w:pPr>
-      <w:r>
-        <w:rPr>
-          <w:rFonts w:ascii="SimSun" w:hAnsi="SimSun" w:eastAsia="SimSun"/>
-        </w:rPr>
-        <w:t xml:space="preserve">   不可用时不更新。已把 S7、S8 改为以"</w:t>
+        <w:t>：权 1 曾无条件要求"以新增点云更新缺口证据"，权 9 却规定不可用时不更新。已把 S7、S8 改为以"</w:t>
       </w:r>
       <w:r>
         <w:rPr>
@@ -441,19 +543,7 @@
         <w:rPr>
           <w:rFonts w:ascii="SimSun" w:hAnsi="SimSun" w:eastAsia="SimSun"/>
         </w:rPr>
-        <w:t>（核对代码后定稿）：判定失败时该站点云不再用于任何</w:t>
-      </w:r>
-    </w:p>
-    <w:p>
-      <w:pPr>
-        <w:spacing w:after="80"/>
-        <w:jc w:val="both"/>
-      </w:pPr>
-      <w:r>
-        <w:rPr>
-          <w:rFonts w:ascii="SimSun" w:hAnsi="SimSun" w:eastAsia="SimSun"/>
-        </w:rPr>
-        <w:t xml:space="preserve">   回灌——</w:t>
+        <w:t>（核对代码后定稿）：判定失败时该站点云不再用于任何回灌——</w:t>
       </w:r>
       <w:r>
         <w:rPr>
@@ -466,7 +556,7 @@
         <w:rPr>
           <w:rFonts w:ascii="SimSun" w:hAnsi="SimSun" w:eastAsia="SimSun"/>
         </w:rPr>
-        <w:t>。理由是该站数据无法可靠拼入设计   模型所在的全局坐标系，其回波点的全局坐标同样不可信，而"离设计模型表面超过 ε"   这一判据以两者同处一个坐标系为前提。</w:t>
+        <w:t>。理由是该站数据无法可靠拼入设计模型所在的全局坐标系，其回波点的全局坐标同样不可信，而"离设计模型表面超过 ε"这一判据以两者同处一个坐标系为前提。</w:t>
       </w:r>
     </w:p>
     <w:p>
@@ -498,19 +588,7 @@
         <w:rPr>
           <w:rFonts w:ascii="SimSun" w:hAnsi="SimSun" w:eastAsia="SimSun"/>
         </w:rPr>
-        <w:t>。</w:t>
-      </w:r>
-    </w:p>
-    <w:p>
-      <w:pPr>
-        <w:spacing w:after="80"/>
-        <w:jc w:val="both"/>
-      </w:pPr>
-      <w:r>
-        <w:rPr>
-          <w:rFonts w:ascii="SimSun" w:hAnsi="SimSun" w:eastAsia="SimSun"/>
-        </w:rPr>
-        <w:t xml:space="preserve">   单站作业耗时折算的等效路径代价只进入候选之间的成本比值，不构成预算。此前   说明书把它写进预算，与"25 m 预算仍执行一站"的实验记录矛盾；现已全文统一。</w:t>
+        <w:t>。单站作业耗时折算的等效路径代价只进入候选之间的成本比值，不构成预算。此前说明书把它写进预算，与"25 m 预算仍执行一站"的实验记录矛盾；现已全文统一。</w:t>
       </w:r>
     </w:p>
     <w:p>
@@ -878,24 +956,18 @@
         </w:rPr>
         <w:t>整段</w:t>
       </w:r>
-    </w:p>
-    <w:p>
-      <w:pPr>
-        <w:spacing w:after="80"/>
-        <w:jc w:val="both"/>
-      </w:pPr>
       <w:r>
         <w:rPr>
           <w:rFonts w:ascii="SimSun" w:hAnsi="SimSun" w:eastAsia="SimSun"/>
         </w:rPr>
-        <w:t xml:space="preserve">  外扩的壳带（正对区为平行直段，仅两端为圆弧过渡）。</w:t>
+        <w:t>外扩的壳带（正对区为平行直段，仅两端为圆弧过渡）。</w:t>
       </w:r>
       <w:r>
         <w:rPr>
           <w:rFonts w:ascii="SimSun" w:hAnsi="SimSun" w:eastAsia="SimSun"/>
           <w:b/>
         </w:rPr>
-        <w:t>不得画成以分块形心为圆心  的同心圆</w:t>
+        <w:t>不得画成以分块形心为圆心的同心圆</w:t>
       </w:r>
       <w:r>
         <w:rPr>
@@ -920,32 +992,20 @@
         <w:rPr>
           <w:rFonts w:ascii="SimSun" w:hAnsi="SimSun" w:eastAsia="SimSun"/>
         </w:rPr>
-        <w:t>：等代价边界是"沿可通行空间的最短路径代价等于剩余预算"的等值线，必须</w:t>
-      </w:r>
-    </w:p>
-    <w:p>
-      <w:pPr>
-        <w:spacing w:after="80"/>
-        <w:jc w:val="both"/>
-      </w:pPr>
-      <w:r>
-        <w:rPr>
-          <w:rFonts w:ascii="SimSun" w:hAnsi="SimSun" w:eastAsia="SimSun"/>
-        </w:rPr>
-        <w:t xml:space="preserve">  在墙体处被截断、穿过门洞后在另一侧形成凸出。</w:t>
+        <w:t>：等代价边界是"沿可通行空间的最短路径代价等于剩余预算"的等值线，必须在墙体处被截断、穿过门洞后在另一侧形成凸出。</w:t>
       </w:r>
       <w:r>
         <w:rPr>
           <w:rFonts w:ascii="SimSun" w:hAnsi="SimSun" w:eastAsia="SimSun"/>
           <w:b/>
         </w:rPr>
-        <w:t>不得画成以当前位姿为圆心的欧氏  圆</w:t>
+        <w:t>不得画成以当前位姿为圆心的欧氏圆</w:t>
       </w:r>
       <w:r>
         <w:rPr>
           <w:rFonts w:ascii="SimSun" w:hAnsi="SimSun" w:eastAsia="SimSun"/>
         </w:rPr>
-        <w:t>。本图现有版本由真实的最短路距离场计算得到，并以细虚线画出同代价欧氏圆  作对照。</w:t>
+        <w:t>。本图现有版本由真实的最短路距离场计算得到，并以细虚线画出同代价欧氏圆作对照。</w:t>
       </w:r>
     </w:p>
     <w:p>

--- a/交付_20260809_补充扫描规划专利/README.docx
+++ b/交付_20260809_补充扫描规划专利/README.docx
@@ -344,9 +344,15 @@
     </w:p>
     <w:p>
       <w:pPr>
-        <w:pStyle w:val="ListNumber"/>
-        <w:ind w:left="360"/>
+        <w:spacing w:after="40"/>
+        <w:ind w:left="640" w:hanging="280"/>
       </w:pPr>
+      <w:r>
+        <w:rPr>
+          <w:rFonts w:ascii="SimSun" w:hAnsi="SimSun" w:eastAsia="SimSun"/>
+        </w:rPr>
+        <w:t xml:space="preserve">1. </w:t>
+      </w:r>
       <w:r>
         <w:rPr>
           <w:rFonts w:ascii="SimSun" w:hAnsi="SimSun" w:eastAsia="SimSun"/>
@@ -363,9 +369,15 @@
     </w:p>
     <w:p>
       <w:pPr>
-        <w:pStyle w:val="ListNumber"/>
-        <w:ind w:left="360"/>
+        <w:spacing w:after="40"/>
+        <w:ind w:left="640" w:hanging="280"/>
       </w:pPr>
+      <w:r>
+        <w:rPr>
+          <w:rFonts w:ascii="SimSun" w:hAnsi="SimSun" w:eastAsia="SimSun"/>
+        </w:rPr>
+        <w:t xml:space="preserve">2. </w:t>
+      </w:r>
       <w:r>
         <w:rPr>
           <w:rFonts w:ascii="SimSun" w:hAnsi="SimSun" w:eastAsia="SimSun"/>
@@ -382,9 +394,15 @@
     </w:p>
     <w:p>
       <w:pPr>
-        <w:pStyle w:val="ListNumber"/>
-        <w:ind w:left="360"/>
+        <w:spacing w:after="40"/>
+        <w:ind w:left="640" w:hanging="280"/>
       </w:pPr>
+      <w:r>
+        <w:rPr>
+          <w:rFonts w:ascii="SimSun" w:hAnsi="SimSun" w:eastAsia="SimSun"/>
+        </w:rPr>
+        <w:t xml:space="preserve">3. </w:t>
+      </w:r>
       <w:r>
         <w:rPr>
           <w:rFonts w:ascii="SimSun" w:hAnsi="SimSun" w:eastAsia="SimSun"/>
@@ -401,9 +419,15 @@
     </w:p>
     <w:p>
       <w:pPr>
-        <w:pStyle w:val="ListNumber"/>
-        <w:ind w:left="360"/>
+        <w:spacing w:after="40"/>
+        <w:ind w:left="640" w:hanging="280"/>
       </w:pPr>
+      <w:r>
+        <w:rPr>
+          <w:rFonts w:ascii="SimSun" w:hAnsi="SimSun" w:eastAsia="SimSun"/>
+        </w:rPr>
+        <w:t xml:space="preserve">4. </w:t>
+      </w:r>
       <w:r>
         <w:rPr>
           <w:rFonts w:ascii="SimSun" w:hAnsi="SimSun" w:eastAsia="SimSun"/>
@@ -465,9 +489,15 @@
     </w:p>
     <w:p>
       <w:pPr>
-        <w:pStyle w:val="ListNumber"/>
-        <w:ind w:left="360"/>
+        <w:spacing w:after="40"/>
+        <w:ind w:left="640" w:hanging="280"/>
       </w:pPr>
+      <w:r>
+        <w:rPr>
+          <w:rFonts w:ascii="SimSun" w:hAnsi="SimSun" w:eastAsia="SimSun"/>
+        </w:rPr>
+        <w:t xml:space="preserve">1. </w:t>
+      </w:r>
       <w:r>
         <w:rPr>
           <w:rFonts w:ascii="SimSun" w:hAnsi="SimSun" w:eastAsia="SimSun"/>
@@ -497,9 +527,15 @@
     </w:p>
     <w:p>
       <w:pPr>
-        <w:pStyle w:val="ListNumber"/>
-        <w:ind w:left="360"/>
+        <w:spacing w:after="40"/>
+        <w:ind w:left="640" w:hanging="280"/>
       </w:pPr>
+      <w:r>
+        <w:rPr>
+          <w:rFonts w:ascii="SimSun" w:hAnsi="SimSun" w:eastAsia="SimSun"/>
+        </w:rPr>
+        <w:t xml:space="preserve">2. </w:t>
+      </w:r>
       <w:r>
         <w:rPr>
           <w:rFonts w:ascii="SimSun" w:hAnsi="SimSun" w:eastAsia="SimSun"/>
@@ -529,9 +565,15 @@
     </w:p>
     <w:p>
       <w:pPr>
-        <w:pStyle w:val="ListNumber"/>
-        <w:ind w:left="360"/>
+        <w:spacing w:after="40"/>
+        <w:ind w:left="640" w:hanging="280"/>
       </w:pPr>
+      <w:r>
+        <w:rPr>
+          <w:rFonts w:ascii="SimSun" w:hAnsi="SimSun" w:eastAsia="SimSun"/>
+        </w:rPr>
+        <w:t xml:space="preserve">3. </w:t>
+      </w:r>
       <w:r>
         <w:rPr>
           <w:rFonts w:ascii="SimSun" w:hAnsi="SimSun" w:eastAsia="SimSun"/>
@@ -561,9 +603,15 @@
     </w:p>
     <w:p>
       <w:pPr>
-        <w:pStyle w:val="ListNumber"/>
-        <w:ind w:left="360"/>
+        <w:spacing w:after="40"/>
+        <w:ind w:left="640" w:hanging="280"/>
       </w:pPr>
+      <w:r>
+        <w:rPr>
+          <w:rFonts w:ascii="SimSun" w:hAnsi="SimSun" w:eastAsia="SimSun"/>
+        </w:rPr>
+        <w:t xml:space="preserve">4. </w:t>
+      </w:r>
       <w:r>
         <w:rPr>
           <w:rFonts w:ascii="SimSun" w:hAnsi="SimSun" w:eastAsia="SimSun"/>
@@ -593,14 +641,14 @@
     </w:p>
     <w:p>
       <w:pPr>
-        <w:pStyle w:val="ListNumber"/>
-        <w:ind w:left="360"/>
+        <w:spacing w:after="40"/>
+        <w:ind w:left="640" w:hanging="280"/>
       </w:pPr>
       <w:r>
         <w:rPr>
           <w:rFonts w:ascii="SimSun" w:hAnsi="SimSun" w:eastAsia="SimSun"/>
         </w:rPr>
-        <w:t>权 4 的边际收益改为与说明书的概率型子模函数一致；"二维半栅格"改为"二维栅格"。</w:t>
+        <w:t>5. 权 4 的边际收益改为与说明书的概率型子模函数一致；"二维半栅格"改为"二维栅格"。</w:t>
       </w:r>
     </w:p>
     <w:p>
@@ -916,7 +964,7 @@
           <w:color w:val="000000"/>
           <w:sz w:val="24"/>
         </w:rPr>
-        <w:t>3. 附图有两处极易画错</w:t>
+        <w:t>3. 附图有四处极易画错</w:t>
       </w:r>
     </w:p>
     <w:p>
@@ -947,33 +995,46 @@
         <w:rPr>
           <w:rFonts w:ascii="SimSun" w:hAnsi="SimSun" w:eastAsia="SimSun"/>
         </w:rPr>
-        <w:t>：距离层是"到目标表面分块的距离等于 d 的等距轨迹"，形状为沿分块</w:t>
+        <w:t>：候选位置由"分块形心 + 距离档 × 方向"确定，方向为该分块法向经方位角与俯仰角偏置旋转所得。因此距离层是</w:t>
       </w:r>
       <w:r>
         <w:rPr>
           <w:rFonts w:ascii="SimSun" w:hAnsi="SimSun" w:eastAsia="SimSun"/>
           <w:b/>
         </w:rPr>
-        <w:t>整段</w:t>
+        <w:t>以分块形心为球心、以距离档为半径、限制在法向锥内的球面区段</w:t>
       </w:r>
       <w:r>
         <w:rPr>
           <w:rFonts w:ascii="SimSun" w:hAnsi="SimSun" w:eastAsia="SimSun"/>
         </w:rPr>
-        <w:t>外扩的壳带（正对区为平行直段，仅两端为圆弧过渡）。</w:t>
+        <w:t>，平面投影中表现为围绕形心的圆弧带。</w:t>
       </w:r>
       <w:r>
         <w:rPr>
           <w:rFonts w:ascii="SimSun" w:hAnsi="SimSun" w:eastAsia="SimSun"/>
           <w:b/>
         </w:rPr>
-        <w:t>不得画成以分块形心为圆心的同心圆</w:t>
+        <w:t>不得画成沿分块整段外扩的壳带</w:t>
       </w:r>
       <w:r>
         <w:rPr>
           <w:rFonts w:ascii="SimSun" w:hAnsi="SimSun" w:eastAsia="SimSun"/>
         </w:rPr>
-        <w:t>——那会给出错误的三维几何直觉。</w:t>
+        <w:t>（那对应"到整片分块的等距轨迹"，与本方法的候选生成方式不符）；</w:t>
+      </w:r>
+      <w:r>
+        <w:rPr>
+          <w:rFonts w:ascii="SimSun" w:hAnsi="SimSun" w:eastAsia="SimSun"/>
+          <w:b/>
+        </w:rPr>
+        <w:t>也不得画成完整同心圆</w:t>
+      </w:r>
+      <w:r>
+        <w:rPr>
+          <w:rFonts w:ascii="SimSun" w:hAnsi="SimSun" w:eastAsia="SimSun"/>
+        </w:rPr>
+        <w:t>（候选被限制在法向锥内，背面与侧向没有候选）。</w:t>
       </w:r>
     </w:p>
     <w:p>
@@ -992,20 +1053,71 @@
         <w:rPr>
           <w:rFonts w:ascii="SimSun" w:hAnsi="SimSun" w:eastAsia="SimSun"/>
         </w:rPr>
-        <w:t>：等代价边界是"沿可通行空间的最短路径代价等于剩余预算"的等值线，必须在墙体处被截断、穿过门洞后在另一侧形成凸出。</w:t>
+        <w:t>：等代价边界是"自当前位置沿可通行空间的最短路径代价等于剩余预算"的等值线，必须在墙体处被截断、穿过门洞后在另一侧形成凸出。</w:t>
       </w:r>
       <w:r>
         <w:rPr>
           <w:rFonts w:ascii="SimSun" w:hAnsi="SimSun" w:eastAsia="SimSun"/>
           <w:b/>
         </w:rPr>
-        <w:t>不得画成以当前位姿为圆心的欧氏圆</w:t>
+        <w:t>不得画成以当前位置为圆心的欧氏圆</w:t>
       </w:r>
       <w:r>
         <w:rPr>
           <w:rFonts w:ascii="SimSun" w:hAnsi="SimSun" w:eastAsia="SimSun"/>
         </w:rPr>
         <w:t>。本图现有版本由真实的最短路距离场计算得到，并以细虚线画出同代价欧氏圆作对照。</w:t>
+      </w:r>
+    </w:p>
+    <w:p>
+      <w:pPr>
+        <w:pStyle w:val="ListBullet"/>
+        <w:ind w:left="360"/>
+      </w:pPr>
+      <w:r>
+        <w:rPr>
+          <w:rFonts w:ascii="SimSun" w:hAnsi="SimSun" w:eastAsia="SimSun"/>
+          <w:b/>
+        </w:rPr>
+        <w:t>图 1</w:t>
+      </w:r>
+      <w:r>
+        <w:rPr>
+          <w:rFonts w:ascii="SimSun" w:hAnsi="SimSun" w:eastAsia="SimSun"/>
+        </w:rPr>
+        <w:t>：配准可用性判定必须画在在线遮挡发现</w:t>
+      </w:r>
+      <w:r>
+        <w:rPr>
+          <w:rFonts w:ascii="SimSun" w:hAnsi="SimSun" w:eastAsia="SimSun"/>
+          <w:b/>
+        </w:rPr>
+        <w:t>之前</w:t>
+      </w:r>
+      <w:r>
+        <w:rPr>
+          <w:rFonts w:ascii="SimSun" w:hAnsi="SimSun" w:eastAsia="SimSun"/>
+        </w:rPr>
+        <w:t>；两条回灌不得合并——遮挡模型回 S4、缺口状态与预算回 S3。</w:t>
+      </w:r>
+    </w:p>
+    <w:p>
+      <w:pPr>
+        <w:pStyle w:val="ListBullet"/>
+        <w:ind w:left="360"/>
+      </w:pPr>
+      <w:r>
+        <w:rPr>
+          <w:rFonts w:ascii="SimSun" w:hAnsi="SimSun" w:eastAsia="SimSun"/>
+          <w:b/>
+        </w:rPr>
+        <w:t>图 6</w:t>
+      </w:r>
+      <w:r>
+        <w:rPr>
+          <w:rFonts w:ascii="SimSun" w:hAnsi="SimSun" w:eastAsia="SimSun"/>
+        </w:rPr>
+        <w:t>：标签须带"在容量上限未触发时"，不得作绝对表述。</w:t>
       </w:r>
     </w:p>
     <w:p>
